--- a/Etapa Inicio/Implementación UARGFlow - Kairos - NexTech.docx
+++ b/Etapa Inicio/Implementación UARGFlow - Kairos - NexTech.docx
@@ -945,12 +945,12 @@
             <wp:extent cx="1200150" cy="1200150"/>
             <wp:effectExtent b="0" l="0" r="0" t="0"/>
             <wp:wrapNone/>
-            <wp:docPr descr="psi-negro.png" id="12" name="image3.png"/>
+            <wp:docPr descr="psi-negro.png" id="12" name="image2.png"/>
             <a:graphic>
               <a:graphicData uri="http://schemas.openxmlformats.org/drawingml/2006/picture">
                 <pic:pic>
                   <pic:nvPicPr>
-                    <pic:cNvPr descr="psi-negro.png" id="0" name="image3.png"/>
+                    <pic:cNvPr descr="psi-negro.png" id="0" name="image2.png"/>
                     <pic:cNvPicPr preferRelativeResize="0"/>
                   </pic:nvPicPr>
                   <pic:blipFill>
@@ -1000,12 +1000,12 @@
             <wp:extent cx="1304925" cy="2019300"/>
             <wp:effectExtent b="0" l="0" r="0" t="0"/>
             <wp:wrapSquare wrapText="bothSides" distB="0" distT="0" distL="114300" distR="114300"/>
-            <wp:docPr descr="UNPA.JPG" id="14" name="image5.jpg"/>
+            <wp:docPr descr="UNPA.JPG" id="14" name="image1.jpg"/>
             <a:graphic>
               <a:graphicData uri="http://schemas.openxmlformats.org/drawingml/2006/picture">
                 <pic:pic>
                   <pic:nvPicPr>
-                    <pic:cNvPr descr="UNPA.JPG" id="0" name="image5.jpg"/>
+                    <pic:cNvPr descr="UNPA.JPG" id="0" name="image1.jpg"/>
                     <pic:cNvPicPr preferRelativeResize="0"/>
                   </pic:nvPicPr>
                   <pic:blipFill>
@@ -1062,12 +1062,12 @@
             <wp:extent cx="1200150" cy="1200150"/>
             <wp:effectExtent b="0" l="0" r="0" t="0"/>
             <wp:wrapNone/>
-            <wp:docPr id="16" name="image4.png"/>
+            <wp:docPr id="16" name="image5.png"/>
             <a:graphic>
               <a:graphicData uri="http://schemas.openxmlformats.org/drawingml/2006/picture">
                 <pic:pic>
                   <pic:nvPicPr>
-                    <pic:cNvPr id="0" name="image4.png"/>
+                    <pic:cNvPr id="0" name="image5.png"/>
                     <pic:cNvPicPr preferRelativeResize="0"/>
                   </pic:nvPicPr>
                   <pic:blipFill>
@@ -2070,12 +2070,12 @@
           <wp:extent cx="669290" cy="669290"/>
           <wp:effectExtent b="0" l="0" r="0" t="0"/>
           <wp:wrapSquare wrapText="bothSides" distB="0" distT="0" distL="114300" distR="114300"/>
-          <wp:docPr descr="psi-negro.png" id="13" name="image1.png"/>
+          <wp:docPr descr="psi-negro.png" id="13" name="image3.png"/>
           <a:graphic>
             <a:graphicData uri="http://schemas.openxmlformats.org/drawingml/2006/picture">
               <pic:pic>
                 <pic:nvPicPr>
-                  <pic:cNvPr descr="psi-negro.png" id="0" name="image1.png"/>
+                  <pic:cNvPr descr="psi-negro.png" id="0" name="image3.png"/>
                   <pic:cNvPicPr preferRelativeResize="0"/>
                 </pic:nvPicPr>
                 <pic:blipFill>
@@ -2115,12 +2115,12 @@
           <wp:extent cx="425450" cy="666750"/>
           <wp:effectExtent b="0" l="0" r="0" t="0"/>
           <wp:wrapSquare wrapText="bothSides" distB="0" distT="0" distL="114300" distR="114300"/>
-          <wp:docPr descr="UNPA.JPG" id="15" name="image2.jpg"/>
+          <wp:docPr descr="UNPA.JPG" id="15" name="image4.jpg"/>
           <a:graphic>
             <a:graphicData uri="http://schemas.openxmlformats.org/drawingml/2006/picture">
               <pic:pic>
                 <pic:nvPicPr>
-                  <pic:cNvPr descr="UNPA.JPG" id="0" name="image2.jpg"/>
+                  <pic:cNvPr descr="UNPA.JPG" id="0" name="image4.jpg"/>
                   <pic:cNvPicPr preferRelativeResize="0"/>
                 </pic:nvPicPr>
                 <pic:blipFill>

--- a/Etapa Inicio/Implementación UARGFlow - Kairos - NexTech.docx
+++ b/Etapa Inicio/Implementación UARGFlow - Kairos - NexTech.docx
@@ -945,12 +945,12 @@
             <wp:extent cx="1200150" cy="1200150"/>
             <wp:effectExtent b="0" l="0" r="0" t="0"/>
             <wp:wrapNone/>
-            <wp:docPr descr="psi-negro.png" id="12" name="image2.png"/>
+            <wp:docPr descr="psi-negro.png" id="12" name="image5.png"/>
             <a:graphic>
               <a:graphicData uri="http://schemas.openxmlformats.org/drawingml/2006/picture">
                 <pic:pic>
                   <pic:nvPicPr>
-                    <pic:cNvPr descr="psi-negro.png" id="0" name="image2.png"/>
+                    <pic:cNvPr descr="psi-negro.png" id="0" name="image5.png"/>
                     <pic:cNvPicPr preferRelativeResize="0"/>
                   </pic:nvPicPr>
                   <pic:blipFill>
@@ -1000,12 +1000,12 @@
             <wp:extent cx="1304925" cy="2019300"/>
             <wp:effectExtent b="0" l="0" r="0" t="0"/>
             <wp:wrapSquare wrapText="bothSides" distB="0" distT="0" distL="114300" distR="114300"/>
-            <wp:docPr descr="UNPA.JPG" id="14" name="image1.jpg"/>
+            <wp:docPr descr="UNPA.JPG" id="14" name="image3.jpg"/>
             <a:graphic>
               <a:graphicData uri="http://schemas.openxmlformats.org/drawingml/2006/picture">
                 <pic:pic>
                   <pic:nvPicPr>
-                    <pic:cNvPr descr="UNPA.JPG" id="0" name="image1.jpg"/>
+                    <pic:cNvPr descr="UNPA.JPG" id="0" name="image3.jpg"/>
                     <pic:cNvPicPr preferRelativeResize="0"/>
                   </pic:nvPicPr>
                   <pic:blipFill>
@@ -1062,12 +1062,12 @@
             <wp:extent cx="1200150" cy="1200150"/>
             <wp:effectExtent b="0" l="0" r="0" t="0"/>
             <wp:wrapNone/>
-            <wp:docPr id="16" name="image5.png"/>
+            <wp:docPr id="16" name="image2.png"/>
             <a:graphic>
               <a:graphicData uri="http://schemas.openxmlformats.org/drawingml/2006/picture">
                 <pic:pic>
                   <pic:nvPicPr>
-                    <pic:cNvPr id="0" name="image5.png"/>
+                    <pic:cNvPr id="0" name="image2.png"/>
                     <pic:cNvPicPr preferRelativeResize="0"/>
                   </pic:nvPicPr>
                   <pic:blipFill>
@@ -2070,12 +2070,12 @@
           <wp:extent cx="669290" cy="669290"/>
           <wp:effectExtent b="0" l="0" r="0" t="0"/>
           <wp:wrapSquare wrapText="bothSides" distB="0" distT="0" distL="114300" distR="114300"/>
-          <wp:docPr descr="psi-negro.png" id="13" name="image3.png"/>
+          <wp:docPr descr="psi-negro.png" id="13" name="image4.png"/>
           <a:graphic>
             <a:graphicData uri="http://schemas.openxmlformats.org/drawingml/2006/picture">
               <pic:pic>
                 <pic:nvPicPr>
-                  <pic:cNvPr descr="psi-negro.png" id="0" name="image3.png"/>
+                  <pic:cNvPr descr="psi-negro.png" id="0" name="image4.png"/>
                   <pic:cNvPicPr preferRelativeResize="0"/>
                 </pic:nvPicPr>
                 <pic:blipFill>
@@ -2115,12 +2115,12 @@
           <wp:extent cx="425450" cy="666750"/>
           <wp:effectExtent b="0" l="0" r="0" t="0"/>
           <wp:wrapSquare wrapText="bothSides" distB="0" distT="0" distL="114300" distR="114300"/>
-          <wp:docPr descr="UNPA.JPG" id="15" name="image4.jpg"/>
+          <wp:docPr descr="UNPA.JPG" id="15" name="image1.jpg"/>
           <a:graphic>
             <a:graphicData uri="http://schemas.openxmlformats.org/drawingml/2006/picture">
               <pic:pic>
                 <pic:nvPicPr>
-                  <pic:cNvPr descr="UNPA.JPG" id="0" name="image4.jpg"/>
+                  <pic:cNvPr descr="UNPA.JPG" id="0" name="image1.jpg"/>
                   <pic:cNvPicPr preferRelativeResize="0"/>
                 </pic:nvPicPr>
                 <pic:blipFill>

--- a/Etapa Inicio/Implementación UARGFlow - Kairos - NexTech.docx
+++ b/Etapa Inicio/Implementación UARGFlow - Kairos - NexTech.docx
@@ -945,12 +945,12 @@
             <wp:extent cx="1200150" cy="1200150"/>
             <wp:effectExtent b="0" l="0" r="0" t="0"/>
             <wp:wrapNone/>
-            <wp:docPr descr="psi-negro.png" id="12" name="image5.png"/>
+            <wp:docPr descr="psi-negro.png" id="12" name="image3.png"/>
             <a:graphic>
               <a:graphicData uri="http://schemas.openxmlformats.org/drawingml/2006/picture">
                 <pic:pic>
                   <pic:nvPicPr>
-                    <pic:cNvPr descr="psi-negro.png" id="0" name="image5.png"/>
+                    <pic:cNvPr descr="psi-negro.png" id="0" name="image3.png"/>
                     <pic:cNvPicPr preferRelativeResize="0"/>
                   </pic:nvPicPr>
                   <pic:blipFill>
@@ -1000,12 +1000,12 @@
             <wp:extent cx="1304925" cy="2019300"/>
             <wp:effectExtent b="0" l="0" r="0" t="0"/>
             <wp:wrapSquare wrapText="bothSides" distB="0" distT="0" distL="114300" distR="114300"/>
-            <wp:docPr descr="UNPA.JPG" id="14" name="image3.jpg"/>
+            <wp:docPr descr="UNPA.JPG" id="14" name="image1.jpg"/>
             <a:graphic>
               <a:graphicData uri="http://schemas.openxmlformats.org/drawingml/2006/picture">
                 <pic:pic>
                   <pic:nvPicPr>
-                    <pic:cNvPr descr="UNPA.JPG" id="0" name="image3.jpg"/>
+                    <pic:cNvPr descr="UNPA.JPG" id="0" name="image1.jpg"/>
                     <pic:cNvPicPr preferRelativeResize="0"/>
                   </pic:nvPicPr>
                   <pic:blipFill>
@@ -2115,12 +2115,12 @@
           <wp:extent cx="425450" cy="666750"/>
           <wp:effectExtent b="0" l="0" r="0" t="0"/>
           <wp:wrapSquare wrapText="bothSides" distB="0" distT="0" distL="114300" distR="114300"/>
-          <wp:docPr descr="UNPA.JPG" id="15" name="image1.jpg"/>
+          <wp:docPr descr="UNPA.JPG" id="15" name="image5.jpg"/>
           <a:graphic>
             <a:graphicData uri="http://schemas.openxmlformats.org/drawingml/2006/picture">
               <pic:pic>
                 <pic:nvPicPr>
-                  <pic:cNvPr descr="UNPA.JPG" id="0" name="image1.jpg"/>
+                  <pic:cNvPr descr="UNPA.JPG" id="0" name="image5.jpg"/>
                   <pic:cNvPicPr preferRelativeResize="0"/>
                 </pic:nvPicPr>
                 <pic:blipFill>

--- a/Etapa Inicio/Implementación UARGFlow - Kairos - NexTech.docx
+++ b/Etapa Inicio/Implementación UARGFlow - Kairos - NexTech.docx
@@ -1000,12 +1000,12 @@
             <wp:extent cx="1304925" cy="2019300"/>
             <wp:effectExtent b="0" l="0" r="0" t="0"/>
             <wp:wrapSquare wrapText="bothSides" distB="0" distT="0" distL="114300" distR="114300"/>
-            <wp:docPr descr="UNPA.JPG" id="14" name="image1.jpg"/>
+            <wp:docPr descr="UNPA.JPG" id="14" name="image5.jpg"/>
             <a:graphic>
               <a:graphicData uri="http://schemas.openxmlformats.org/drawingml/2006/picture">
                 <pic:pic>
                   <pic:nvPicPr>
-                    <pic:cNvPr descr="UNPA.JPG" id="0" name="image1.jpg"/>
+                    <pic:cNvPr descr="UNPA.JPG" id="0" name="image5.jpg"/>
                     <pic:cNvPicPr preferRelativeResize="0"/>
                   </pic:nvPicPr>
                   <pic:blipFill>
@@ -1062,12 +1062,12 @@
             <wp:extent cx="1200150" cy="1200150"/>
             <wp:effectExtent b="0" l="0" r="0" t="0"/>
             <wp:wrapNone/>
-            <wp:docPr id="16" name="image2.png"/>
+            <wp:docPr id="16" name="image1.png"/>
             <a:graphic>
               <a:graphicData uri="http://schemas.openxmlformats.org/drawingml/2006/picture">
                 <pic:pic>
                   <pic:nvPicPr>
-                    <pic:cNvPr id="0" name="image2.png"/>
+                    <pic:cNvPr id="0" name="image1.png"/>
                     <pic:cNvPicPr preferRelativeResize="0"/>
                   </pic:nvPicPr>
                   <pic:blipFill>
@@ -2115,12 +2115,12 @@
           <wp:extent cx="425450" cy="666750"/>
           <wp:effectExtent b="0" l="0" r="0" t="0"/>
           <wp:wrapSquare wrapText="bothSides" distB="0" distT="0" distL="114300" distR="114300"/>
-          <wp:docPr descr="UNPA.JPG" id="15" name="image5.jpg"/>
+          <wp:docPr descr="UNPA.JPG" id="15" name="image2.jpg"/>
           <a:graphic>
             <a:graphicData uri="http://schemas.openxmlformats.org/drawingml/2006/picture">
               <pic:pic>
                 <pic:nvPicPr>
-                  <pic:cNvPr descr="UNPA.JPG" id="0" name="image5.jpg"/>
+                  <pic:cNvPr descr="UNPA.JPG" id="0" name="image2.jpg"/>
                   <pic:cNvPicPr preferRelativeResize="0"/>
                 </pic:nvPicPr>
                 <pic:blipFill>

--- a/Etapa Inicio/Implementación UARGFlow - Kairos - NexTech.docx
+++ b/Etapa Inicio/Implementación UARGFlow - Kairos - NexTech.docx
@@ -945,12 +945,12 @@
             <wp:extent cx="1200150" cy="1200150"/>
             <wp:effectExtent b="0" l="0" r="0" t="0"/>
             <wp:wrapNone/>
-            <wp:docPr descr="psi-negro.png" id="12" name="image3.png"/>
+            <wp:docPr descr="psi-negro.png" id="12" name="image4.png"/>
             <a:graphic>
               <a:graphicData uri="http://schemas.openxmlformats.org/drawingml/2006/picture">
                 <pic:pic>
                   <pic:nvPicPr>
-                    <pic:cNvPr descr="psi-negro.png" id="0" name="image3.png"/>
+                    <pic:cNvPr descr="psi-negro.png" id="0" name="image4.png"/>
                     <pic:cNvPicPr preferRelativeResize="0"/>
                   </pic:nvPicPr>
                   <pic:blipFill>
@@ -2070,12 +2070,12 @@
           <wp:extent cx="669290" cy="669290"/>
           <wp:effectExtent b="0" l="0" r="0" t="0"/>
           <wp:wrapSquare wrapText="bothSides" distB="0" distT="0" distL="114300" distR="114300"/>
-          <wp:docPr descr="psi-negro.png" id="13" name="image4.png"/>
+          <wp:docPr descr="psi-negro.png" id="13" name="image2.png"/>
           <a:graphic>
             <a:graphicData uri="http://schemas.openxmlformats.org/drawingml/2006/picture">
               <pic:pic>
                 <pic:nvPicPr>
-                  <pic:cNvPr descr="psi-negro.png" id="0" name="image4.png"/>
+                  <pic:cNvPr descr="psi-negro.png" id="0" name="image2.png"/>
                   <pic:cNvPicPr preferRelativeResize="0"/>
                 </pic:nvPicPr>
                 <pic:blipFill>
@@ -2115,12 +2115,12 @@
           <wp:extent cx="425450" cy="666750"/>
           <wp:effectExtent b="0" l="0" r="0" t="0"/>
           <wp:wrapSquare wrapText="bothSides" distB="0" distT="0" distL="114300" distR="114300"/>
-          <wp:docPr descr="UNPA.JPG" id="15" name="image2.jpg"/>
+          <wp:docPr descr="UNPA.JPG" id="15" name="image3.jpg"/>
           <a:graphic>
             <a:graphicData uri="http://schemas.openxmlformats.org/drawingml/2006/picture">
               <pic:pic>
                 <pic:nvPicPr>
-                  <pic:cNvPr descr="UNPA.JPG" id="0" name="image2.jpg"/>
+                  <pic:cNvPr descr="UNPA.JPG" id="0" name="image3.jpg"/>
                   <pic:cNvPicPr preferRelativeResize="0"/>
                 </pic:nvPicPr>
                 <pic:blipFill>

--- a/Etapa Inicio/Implementación UARGFlow - Kairos - NexTech.docx
+++ b/Etapa Inicio/Implementación UARGFlow - Kairos - NexTech.docx
@@ -945,12 +945,12 @@
             <wp:extent cx="1200150" cy="1200150"/>
             <wp:effectExtent b="0" l="0" r="0" t="0"/>
             <wp:wrapNone/>
-            <wp:docPr descr="psi-negro.png" id="12" name="image4.png"/>
+            <wp:docPr descr="psi-negro.png" id="12" name="image2.png"/>
             <a:graphic>
               <a:graphicData uri="http://schemas.openxmlformats.org/drawingml/2006/picture">
                 <pic:pic>
                   <pic:nvPicPr>
-                    <pic:cNvPr descr="psi-negro.png" id="0" name="image4.png"/>
+                    <pic:cNvPr descr="psi-negro.png" id="0" name="image2.png"/>
                     <pic:cNvPicPr preferRelativeResize="0"/>
                   </pic:nvPicPr>
                   <pic:blipFill>
@@ -1000,12 +1000,12 @@
             <wp:extent cx="1304925" cy="2019300"/>
             <wp:effectExtent b="0" l="0" r="0" t="0"/>
             <wp:wrapSquare wrapText="bothSides" distB="0" distT="0" distL="114300" distR="114300"/>
-            <wp:docPr descr="UNPA.JPG" id="14" name="image5.jpg"/>
+            <wp:docPr descr="UNPA.JPG" id="14" name="image1.jpg"/>
             <a:graphic>
               <a:graphicData uri="http://schemas.openxmlformats.org/drawingml/2006/picture">
                 <pic:pic>
                   <pic:nvPicPr>
-                    <pic:cNvPr descr="UNPA.JPG" id="0" name="image5.jpg"/>
+                    <pic:cNvPr descr="UNPA.JPG" id="0" name="image1.jpg"/>
                     <pic:cNvPicPr preferRelativeResize="0"/>
                   </pic:nvPicPr>
                   <pic:blipFill>
@@ -1062,12 +1062,12 @@
             <wp:extent cx="1200150" cy="1200150"/>
             <wp:effectExtent b="0" l="0" r="0" t="0"/>
             <wp:wrapNone/>
-            <wp:docPr id="16" name="image1.png"/>
+            <wp:docPr id="16" name="image3.png"/>
             <a:graphic>
               <a:graphicData uri="http://schemas.openxmlformats.org/drawingml/2006/picture">
                 <pic:pic>
                   <pic:nvPicPr>
-                    <pic:cNvPr id="0" name="image1.png"/>
+                    <pic:cNvPr id="0" name="image3.png"/>
                     <pic:cNvPicPr preferRelativeResize="0"/>
                   </pic:nvPicPr>
                   <pic:blipFill>
@@ -2070,12 +2070,12 @@
           <wp:extent cx="669290" cy="669290"/>
           <wp:effectExtent b="0" l="0" r="0" t="0"/>
           <wp:wrapSquare wrapText="bothSides" distB="0" distT="0" distL="114300" distR="114300"/>
-          <wp:docPr descr="psi-negro.png" id="13" name="image2.png"/>
+          <wp:docPr descr="psi-negro.png" id="13" name="image5.png"/>
           <a:graphic>
             <a:graphicData uri="http://schemas.openxmlformats.org/drawingml/2006/picture">
               <pic:pic>
                 <pic:nvPicPr>
-                  <pic:cNvPr descr="psi-negro.png" id="0" name="image2.png"/>
+                  <pic:cNvPr descr="psi-negro.png" id="0" name="image5.png"/>
                   <pic:cNvPicPr preferRelativeResize="0"/>
                 </pic:nvPicPr>
                 <pic:blipFill>
@@ -2115,12 +2115,12 @@
           <wp:extent cx="425450" cy="666750"/>
           <wp:effectExtent b="0" l="0" r="0" t="0"/>
           <wp:wrapSquare wrapText="bothSides" distB="0" distT="0" distL="114300" distR="114300"/>
-          <wp:docPr descr="UNPA.JPG" id="15" name="image3.jpg"/>
+          <wp:docPr descr="UNPA.JPG" id="15" name="image4.jpg"/>
           <a:graphic>
             <a:graphicData uri="http://schemas.openxmlformats.org/drawingml/2006/picture">
               <pic:pic>
                 <pic:nvPicPr>
-                  <pic:cNvPr descr="UNPA.JPG" id="0" name="image3.jpg"/>
+                  <pic:cNvPr descr="UNPA.JPG" id="0" name="image4.jpg"/>
                   <pic:cNvPicPr preferRelativeResize="0"/>
                 </pic:nvPicPr>
                 <pic:blipFill>

--- a/Etapa Inicio/Implementación UARGFlow - Kairos - NexTech.docx
+++ b/Etapa Inicio/Implementación UARGFlow - Kairos - NexTech.docx
@@ -945,12 +945,12 @@
             <wp:extent cx="1200150" cy="1200150"/>
             <wp:effectExtent b="0" l="0" r="0" t="0"/>
             <wp:wrapNone/>
-            <wp:docPr descr="psi-negro.png" id="12" name="image2.png"/>
+            <wp:docPr descr="psi-negro.png" id="12" name="image4.png"/>
             <a:graphic>
               <a:graphicData uri="http://schemas.openxmlformats.org/drawingml/2006/picture">
                 <pic:pic>
                   <pic:nvPicPr>
-                    <pic:cNvPr descr="psi-negro.png" id="0" name="image2.png"/>
+                    <pic:cNvPr descr="psi-negro.png" id="0" name="image4.png"/>
                     <pic:cNvPicPr preferRelativeResize="0"/>
                   </pic:nvPicPr>
                   <pic:blipFill>
@@ -2070,12 +2070,12 @@
           <wp:extent cx="669290" cy="669290"/>
           <wp:effectExtent b="0" l="0" r="0" t="0"/>
           <wp:wrapSquare wrapText="bothSides" distB="0" distT="0" distL="114300" distR="114300"/>
-          <wp:docPr descr="psi-negro.png" id="13" name="image5.png"/>
+          <wp:docPr descr="psi-negro.png" id="13" name="image2.png"/>
           <a:graphic>
             <a:graphicData uri="http://schemas.openxmlformats.org/drawingml/2006/picture">
               <pic:pic>
                 <pic:nvPicPr>
-                  <pic:cNvPr descr="psi-negro.png" id="0" name="image5.png"/>
+                  <pic:cNvPr descr="psi-negro.png" id="0" name="image2.png"/>
                   <pic:cNvPicPr preferRelativeResize="0"/>
                 </pic:nvPicPr>
                 <pic:blipFill>
@@ -2115,12 +2115,12 @@
           <wp:extent cx="425450" cy="666750"/>
           <wp:effectExtent b="0" l="0" r="0" t="0"/>
           <wp:wrapSquare wrapText="bothSides" distB="0" distT="0" distL="114300" distR="114300"/>
-          <wp:docPr descr="UNPA.JPG" id="15" name="image4.jpg"/>
+          <wp:docPr descr="UNPA.JPG" id="15" name="image5.jpg"/>
           <a:graphic>
             <a:graphicData uri="http://schemas.openxmlformats.org/drawingml/2006/picture">
               <pic:pic>
                 <pic:nvPicPr>
-                  <pic:cNvPr descr="UNPA.JPG" id="0" name="image4.jpg"/>
+                  <pic:cNvPr descr="UNPA.JPG" id="0" name="image5.jpg"/>
                   <pic:cNvPicPr preferRelativeResize="0"/>
                 </pic:nvPicPr>
                 <pic:blipFill>

--- a/Etapa Inicio/Implementación UARGFlow - Kairos - NexTech.docx
+++ b/Etapa Inicio/Implementación UARGFlow - Kairos - NexTech.docx
@@ -436,12 +436,12 @@
                 <wp:extent cx="103505" cy="11228070"/>
                 <wp:effectExtent b="0" l="0" r="0" t="0"/>
                 <wp:wrapNone/>
-                <wp:docPr id="3" name="image8.png"/>
+                <wp:docPr id="3" name="image3.png"/>
                 <a:graphic>
                   <a:graphicData uri="http://schemas.openxmlformats.org/drawingml/2006/picture">
                     <pic:pic>
                       <pic:nvPicPr>
-                        <pic:cNvPr id="0" name="image8.png"/>
+                        <pic:cNvPr id="0" name="image3.png"/>
                         <pic:cNvPicPr preferRelativeResize="0"/>
                       </pic:nvPicPr>
                       <pic:blipFill>
@@ -945,12 +945,12 @@
             <wp:extent cx="1200150" cy="1200150"/>
             <wp:effectExtent b="0" l="0" r="0" t="0"/>
             <wp:wrapNone/>
-            <wp:docPr descr="psi-negro.png" id="12" name="image4.png"/>
+            <wp:docPr descr="psi-negro.png" id="12" name="image9.png"/>
             <a:graphic>
               <a:graphicData uri="http://schemas.openxmlformats.org/drawingml/2006/picture">
                 <pic:pic>
                   <pic:nvPicPr>
-                    <pic:cNvPr descr="psi-negro.png" id="0" name="image4.png"/>
+                    <pic:cNvPr descr="psi-negro.png" id="0" name="image9.png"/>
                     <pic:cNvPicPr preferRelativeResize="0"/>
                   </pic:nvPicPr>
                   <pic:blipFill>
@@ -1000,12 +1000,12 @@
             <wp:extent cx="1304925" cy="2019300"/>
             <wp:effectExtent b="0" l="0" r="0" t="0"/>
             <wp:wrapSquare wrapText="bothSides" distB="0" distT="0" distL="114300" distR="114300"/>
-            <wp:docPr descr="UNPA.JPG" id="14" name="image1.jpg"/>
+            <wp:docPr descr="UNPA.JPG" id="14" name="image10.jpg"/>
             <a:graphic>
               <a:graphicData uri="http://schemas.openxmlformats.org/drawingml/2006/picture">
                 <pic:pic>
                   <pic:nvPicPr>
-                    <pic:cNvPr descr="UNPA.JPG" id="0" name="image1.jpg"/>
+                    <pic:cNvPr descr="UNPA.JPG" id="0" name="image10.jpg"/>
                     <pic:cNvPicPr preferRelativeResize="0"/>
                   </pic:nvPicPr>
                   <pic:blipFill>
@@ -1062,12 +1062,12 @@
             <wp:extent cx="1200150" cy="1200150"/>
             <wp:effectExtent b="0" l="0" r="0" t="0"/>
             <wp:wrapNone/>
-            <wp:docPr id="16" name="image3.png"/>
+            <wp:docPr id="16" name="image8.png"/>
             <a:graphic>
               <a:graphicData uri="http://schemas.openxmlformats.org/drawingml/2006/picture">
                 <pic:pic>
                   <pic:nvPicPr>
-                    <pic:cNvPr id="0" name="image3.png"/>
+                    <pic:cNvPr id="0" name="image8.png"/>
                     <pic:cNvPicPr preferRelativeResize="0"/>
                   </pic:nvPicPr>
                   <pic:blipFill>
@@ -1347,12 +1347,12 @@
               <wp:extent cx="103505" cy="811530"/>
               <wp:effectExtent b="0" l="0" r="0" t="0"/>
               <wp:wrapNone/>
-              <wp:docPr id="5" name="image10.png"/>
+              <wp:docPr id="5" name="image5.png"/>
               <a:graphic>
                 <a:graphicData uri="http://schemas.openxmlformats.org/drawingml/2006/picture">
                   <pic:pic>
                     <pic:nvPicPr>
-                      <pic:cNvPr id="0" name="image10.png"/>
+                      <pic:cNvPr id="0" name="image5.png"/>
                       <pic:cNvPicPr preferRelativeResize="0"/>
                     </pic:nvPicPr>
                     <pic:blipFill>
@@ -1561,12 +1561,12 @@
               <wp:extent cx="103505" cy="811530"/>
               <wp:effectExtent b="0" l="0" r="0" t="0"/>
               <wp:wrapNone/>
-              <wp:docPr id="2" name="image7.png"/>
+              <wp:docPr id="2" name="image2.png"/>
               <a:graphic>
                 <a:graphicData uri="http://schemas.openxmlformats.org/drawingml/2006/picture">
                   <pic:pic>
                     <pic:nvPicPr>
-                      <pic:cNvPr id="0" name="image7.png"/>
+                      <pic:cNvPr id="0" name="image2.png"/>
                       <pic:cNvPicPr preferRelativeResize="0"/>
                     </pic:nvPicPr>
                     <pic:blipFill>
@@ -1752,12 +1752,12 @@
               <wp:extent cx="7549515" cy="815340"/>
               <wp:effectExtent b="0" l="0" r="0" t="0"/>
               <wp:wrapNone/>
-              <wp:docPr id="1" name="image6.png"/>
+              <wp:docPr id="1" name="image1.png"/>
               <a:graphic>
                 <a:graphicData uri="http://schemas.openxmlformats.org/drawingml/2006/picture">
                   <pic:pic>
                     <pic:nvPicPr>
-                      <pic:cNvPr id="0" name="image6.png"/>
+                      <pic:cNvPr id="0" name="image1.png"/>
                       <pic:cNvPicPr preferRelativeResize="0"/>
                     </pic:nvPicPr>
                     <pic:blipFill>
@@ -2023,12 +2023,12 @@
               <wp:extent cx="7549515" cy="815340"/>
               <wp:effectExtent b="0" l="0" r="0" t="0"/>
               <wp:wrapNone/>
-              <wp:docPr id="4" name="image9.png"/>
+              <wp:docPr id="4" name="image4.png"/>
               <a:graphic>
                 <a:graphicData uri="http://schemas.openxmlformats.org/drawingml/2006/picture">
                   <pic:pic>
                     <pic:nvPicPr>
-                      <pic:cNvPr id="0" name="image9.png"/>
+                      <pic:cNvPr id="0" name="image4.png"/>
                       <pic:cNvPicPr preferRelativeResize="0"/>
                     </pic:nvPicPr>
                     <pic:blipFill>
@@ -2070,12 +2070,12 @@
           <wp:extent cx="669290" cy="669290"/>
           <wp:effectExtent b="0" l="0" r="0" t="0"/>
           <wp:wrapSquare wrapText="bothSides" distB="0" distT="0" distL="114300" distR="114300"/>
-          <wp:docPr descr="psi-negro.png" id="13" name="image2.png"/>
+          <wp:docPr descr="psi-negro.png" id="13" name="image6.png"/>
           <a:graphic>
             <a:graphicData uri="http://schemas.openxmlformats.org/drawingml/2006/picture">
               <pic:pic>
                 <pic:nvPicPr>
-                  <pic:cNvPr descr="psi-negro.png" id="0" name="image2.png"/>
+                  <pic:cNvPr descr="psi-negro.png" id="0" name="image6.png"/>
                   <pic:cNvPicPr preferRelativeResize="0"/>
                 </pic:nvPicPr>
                 <pic:blipFill>
@@ -2115,12 +2115,12 @@
           <wp:extent cx="425450" cy="666750"/>
           <wp:effectExtent b="0" l="0" r="0" t="0"/>
           <wp:wrapSquare wrapText="bothSides" distB="0" distT="0" distL="114300" distR="114300"/>
-          <wp:docPr descr="UNPA.JPG" id="15" name="image5.jpg"/>
+          <wp:docPr descr="UNPA.JPG" id="15" name="image7.jpg"/>
           <a:graphic>
             <a:graphicData uri="http://schemas.openxmlformats.org/drawingml/2006/picture">
               <pic:pic>
                 <pic:nvPicPr>
-                  <pic:cNvPr descr="UNPA.JPG" id="0" name="image5.jpg"/>
+                  <pic:cNvPr descr="UNPA.JPG" id="0" name="image7.jpg"/>
                   <pic:cNvPicPr preferRelativeResize="0"/>
                 </pic:nvPicPr>
                 <pic:blipFill>

--- a/Etapa Inicio/Implementación UARGFlow - Kairos - NexTech.docx
+++ b/Etapa Inicio/Implementación UARGFlow - Kairos - NexTech.docx
@@ -436,12 +436,12 @@
                 <wp:extent cx="103505" cy="11228070"/>
                 <wp:effectExtent b="0" l="0" r="0" t="0"/>
                 <wp:wrapNone/>
-                <wp:docPr id="3" name="image3.png"/>
+                <wp:docPr id="3" name="image8.png"/>
                 <a:graphic>
                   <a:graphicData uri="http://schemas.openxmlformats.org/drawingml/2006/picture">
                     <pic:pic>
                       <pic:nvPicPr>
-                        <pic:cNvPr id="0" name="image3.png"/>
+                        <pic:cNvPr id="0" name="image8.png"/>
                         <pic:cNvPicPr preferRelativeResize="0"/>
                       </pic:nvPicPr>
                       <pic:blipFill>
@@ -945,12 +945,12 @@
             <wp:extent cx="1200150" cy="1200150"/>
             <wp:effectExtent b="0" l="0" r="0" t="0"/>
             <wp:wrapNone/>
-            <wp:docPr descr="psi-negro.png" id="12" name="image9.png"/>
+            <wp:docPr descr="psi-negro.png" id="12" name="image2.png"/>
             <a:graphic>
               <a:graphicData uri="http://schemas.openxmlformats.org/drawingml/2006/picture">
                 <pic:pic>
                   <pic:nvPicPr>
-                    <pic:cNvPr descr="psi-negro.png" id="0" name="image9.png"/>
+                    <pic:cNvPr descr="psi-negro.png" id="0" name="image2.png"/>
                     <pic:cNvPicPr preferRelativeResize="0"/>
                   </pic:nvPicPr>
                   <pic:blipFill>
@@ -1000,12 +1000,12 @@
             <wp:extent cx="1304925" cy="2019300"/>
             <wp:effectExtent b="0" l="0" r="0" t="0"/>
             <wp:wrapSquare wrapText="bothSides" distB="0" distT="0" distL="114300" distR="114300"/>
-            <wp:docPr descr="UNPA.JPG" id="14" name="image10.jpg"/>
+            <wp:docPr descr="UNPA.JPG" id="14" name="image3.jpg"/>
             <a:graphic>
               <a:graphicData uri="http://schemas.openxmlformats.org/drawingml/2006/picture">
                 <pic:pic>
                   <pic:nvPicPr>
-                    <pic:cNvPr descr="UNPA.JPG" id="0" name="image10.jpg"/>
+                    <pic:cNvPr descr="UNPA.JPG" id="0" name="image3.jpg"/>
                     <pic:cNvPicPr preferRelativeResize="0"/>
                   </pic:nvPicPr>
                   <pic:blipFill>
@@ -1062,12 +1062,12 @@
             <wp:extent cx="1200150" cy="1200150"/>
             <wp:effectExtent b="0" l="0" r="0" t="0"/>
             <wp:wrapNone/>
-            <wp:docPr id="16" name="image8.png"/>
+            <wp:docPr id="16" name="image5.png"/>
             <a:graphic>
               <a:graphicData uri="http://schemas.openxmlformats.org/drawingml/2006/picture">
                 <pic:pic>
                   <pic:nvPicPr>
-                    <pic:cNvPr id="0" name="image8.png"/>
+                    <pic:cNvPr id="0" name="image5.png"/>
                     <pic:cNvPicPr preferRelativeResize="0"/>
                   </pic:nvPicPr>
                   <pic:blipFill>
@@ -1347,12 +1347,12 @@
               <wp:extent cx="103505" cy="811530"/>
               <wp:effectExtent b="0" l="0" r="0" t="0"/>
               <wp:wrapNone/>
-              <wp:docPr id="5" name="image5.png"/>
+              <wp:docPr id="5" name="image10.png"/>
               <a:graphic>
                 <a:graphicData uri="http://schemas.openxmlformats.org/drawingml/2006/picture">
                   <pic:pic>
                     <pic:nvPicPr>
-                      <pic:cNvPr id="0" name="image5.png"/>
+                      <pic:cNvPr id="0" name="image10.png"/>
                       <pic:cNvPicPr preferRelativeResize="0"/>
                     </pic:nvPicPr>
                     <pic:blipFill>
@@ -1561,12 +1561,12 @@
               <wp:extent cx="103505" cy="811530"/>
               <wp:effectExtent b="0" l="0" r="0" t="0"/>
               <wp:wrapNone/>
-              <wp:docPr id="2" name="image2.png"/>
+              <wp:docPr id="2" name="image7.png"/>
               <a:graphic>
                 <a:graphicData uri="http://schemas.openxmlformats.org/drawingml/2006/picture">
                   <pic:pic>
                     <pic:nvPicPr>
-                      <pic:cNvPr id="0" name="image2.png"/>
+                      <pic:cNvPr id="0" name="image7.png"/>
                       <pic:cNvPicPr preferRelativeResize="0"/>
                     </pic:nvPicPr>
                     <pic:blipFill>
@@ -1752,12 +1752,12 @@
               <wp:extent cx="7549515" cy="815340"/>
               <wp:effectExtent b="0" l="0" r="0" t="0"/>
               <wp:wrapNone/>
-              <wp:docPr id="1" name="image1.png"/>
+              <wp:docPr id="1" name="image6.png"/>
               <a:graphic>
                 <a:graphicData uri="http://schemas.openxmlformats.org/drawingml/2006/picture">
                   <pic:pic>
                     <pic:nvPicPr>
-                      <pic:cNvPr id="0" name="image1.png"/>
+                      <pic:cNvPr id="0" name="image6.png"/>
                       <pic:cNvPicPr preferRelativeResize="0"/>
                     </pic:nvPicPr>
                     <pic:blipFill>
@@ -2023,12 +2023,12 @@
               <wp:extent cx="7549515" cy="815340"/>
               <wp:effectExtent b="0" l="0" r="0" t="0"/>
               <wp:wrapNone/>
-              <wp:docPr id="4" name="image4.png"/>
+              <wp:docPr id="4" name="image9.png"/>
               <a:graphic>
                 <a:graphicData uri="http://schemas.openxmlformats.org/drawingml/2006/picture">
                   <pic:pic>
                     <pic:nvPicPr>
-                      <pic:cNvPr id="0" name="image4.png"/>
+                      <pic:cNvPr id="0" name="image9.png"/>
                       <pic:cNvPicPr preferRelativeResize="0"/>
                     </pic:nvPicPr>
                     <pic:blipFill>
@@ -2070,12 +2070,12 @@
           <wp:extent cx="669290" cy="669290"/>
           <wp:effectExtent b="0" l="0" r="0" t="0"/>
           <wp:wrapSquare wrapText="bothSides" distB="0" distT="0" distL="114300" distR="114300"/>
-          <wp:docPr descr="psi-negro.png" id="13" name="image6.png"/>
+          <wp:docPr descr="psi-negro.png" id="13" name="image4.png"/>
           <a:graphic>
             <a:graphicData uri="http://schemas.openxmlformats.org/drawingml/2006/picture">
               <pic:pic>
                 <pic:nvPicPr>
-                  <pic:cNvPr descr="psi-negro.png" id="0" name="image6.png"/>
+                  <pic:cNvPr descr="psi-negro.png" id="0" name="image4.png"/>
                   <pic:cNvPicPr preferRelativeResize="0"/>
                 </pic:nvPicPr>
                 <pic:blipFill>
@@ -2115,12 +2115,12 @@
           <wp:extent cx="425450" cy="666750"/>
           <wp:effectExtent b="0" l="0" r="0" t="0"/>
           <wp:wrapSquare wrapText="bothSides" distB="0" distT="0" distL="114300" distR="114300"/>
-          <wp:docPr descr="UNPA.JPG" id="15" name="image7.jpg"/>
+          <wp:docPr descr="UNPA.JPG" id="15" name="image1.jpg"/>
           <a:graphic>
             <a:graphicData uri="http://schemas.openxmlformats.org/drawingml/2006/picture">
               <pic:pic>
                 <pic:nvPicPr>
-                  <pic:cNvPr descr="UNPA.JPG" id="0" name="image7.jpg"/>
+                  <pic:cNvPr descr="UNPA.JPG" id="0" name="image1.jpg"/>
                   <pic:cNvPicPr preferRelativeResize="0"/>
                 </pic:nvPicPr>
                 <pic:blipFill>

--- a/Etapa Inicio/Implementación UARGFlow - Kairos - NexTech.docx
+++ b/Etapa Inicio/Implementación UARGFlow - Kairos - NexTech.docx
@@ -945,12 +945,12 @@
             <wp:extent cx="1200150" cy="1200150"/>
             <wp:effectExtent b="0" l="0" r="0" t="0"/>
             <wp:wrapNone/>
-            <wp:docPr descr="psi-negro.png" id="12" name="image2.png"/>
+            <wp:docPr descr="psi-negro.png" id="12" name="image4.png"/>
             <a:graphic>
               <a:graphicData uri="http://schemas.openxmlformats.org/drawingml/2006/picture">
                 <pic:pic>
                   <pic:nvPicPr>
-                    <pic:cNvPr descr="psi-negro.png" id="0" name="image2.png"/>
+                    <pic:cNvPr descr="psi-negro.png" id="0" name="image4.png"/>
                     <pic:cNvPicPr preferRelativeResize="0"/>
                   </pic:nvPicPr>
                   <pic:blipFill>
@@ -1000,12 +1000,12 @@
             <wp:extent cx="1304925" cy="2019300"/>
             <wp:effectExtent b="0" l="0" r="0" t="0"/>
             <wp:wrapSquare wrapText="bothSides" distB="0" distT="0" distL="114300" distR="114300"/>
-            <wp:docPr descr="UNPA.JPG" id="14" name="image3.jpg"/>
+            <wp:docPr descr="UNPA.JPG" id="14" name="image1.jpg"/>
             <a:graphic>
               <a:graphicData uri="http://schemas.openxmlformats.org/drawingml/2006/picture">
                 <pic:pic>
                   <pic:nvPicPr>
-                    <pic:cNvPr descr="UNPA.JPG" id="0" name="image3.jpg"/>
+                    <pic:cNvPr descr="UNPA.JPG" id="0" name="image1.jpg"/>
                     <pic:cNvPicPr preferRelativeResize="0"/>
                   </pic:nvPicPr>
                   <pic:blipFill>
@@ -1062,12 +1062,12 @@
             <wp:extent cx="1200150" cy="1200150"/>
             <wp:effectExtent b="0" l="0" r="0" t="0"/>
             <wp:wrapNone/>
-            <wp:docPr id="16" name="image5.png"/>
+            <wp:docPr id="16" name="image3.png"/>
             <a:graphic>
               <a:graphicData uri="http://schemas.openxmlformats.org/drawingml/2006/picture">
                 <pic:pic>
                   <pic:nvPicPr>
-                    <pic:cNvPr id="0" name="image5.png"/>
+                    <pic:cNvPr id="0" name="image3.png"/>
                     <pic:cNvPicPr preferRelativeResize="0"/>
                   </pic:nvPicPr>
                   <pic:blipFill>
@@ -2070,12 +2070,12 @@
           <wp:extent cx="669290" cy="669290"/>
           <wp:effectExtent b="0" l="0" r="0" t="0"/>
           <wp:wrapSquare wrapText="bothSides" distB="0" distT="0" distL="114300" distR="114300"/>
-          <wp:docPr descr="psi-negro.png" id="13" name="image4.png"/>
+          <wp:docPr descr="psi-negro.png" id="13" name="image2.png"/>
           <a:graphic>
             <a:graphicData uri="http://schemas.openxmlformats.org/drawingml/2006/picture">
               <pic:pic>
                 <pic:nvPicPr>
-                  <pic:cNvPr descr="psi-negro.png" id="0" name="image4.png"/>
+                  <pic:cNvPr descr="psi-negro.png" id="0" name="image2.png"/>
                   <pic:cNvPicPr preferRelativeResize="0"/>
                 </pic:nvPicPr>
                 <pic:blipFill>
@@ -2115,12 +2115,12 @@
           <wp:extent cx="425450" cy="666750"/>
           <wp:effectExtent b="0" l="0" r="0" t="0"/>
           <wp:wrapSquare wrapText="bothSides" distB="0" distT="0" distL="114300" distR="114300"/>
-          <wp:docPr descr="UNPA.JPG" id="15" name="image1.jpg"/>
+          <wp:docPr descr="UNPA.JPG" id="15" name="image5.jpg"/>
           <a:graphic>
             <a:graphicData uri="http://schemas.openxmlformats.org/drawingml/2006/picture">
               <pic:pic>
                 <pic:nvPicPr>
-                  <pic:cNvPr descr="UNPA.JPG" id="0" name="image1.jpg"/>
+                  <pic:cNvPr descr="UNPA.JPG" id="0" name="image5.jpg"/>
                   <pic:cNvPicPr preferRelativeResize="0"/>
                 </pic:nvPicPr>
                 <pic:blipFill>

--- a/Etapa Inicio/Implementación UARGFlow - Kairos - NexTech.docx
+++ b/Etapa Inicio/Implementación UARGFlow - Kairos - NexTech.docx
@@ -22,7 +22,9 @@
         <w:rPr>
           <w:rFonts w:ascii="Cambria" w:cs="Cambria" w:eastAsia="Cambria" w:hAnsi="Cambria"/>
           <w:b w:val="0"/>
+          <w:bCs w:val="0"/>
           <w:i w:val="0"/>
+          <w:iCs w:val="0"/>
           <w:smallCaps w:val="0"/>
           <w:strike w:val="0"/>
           <w:color w:val="000000"/>
@@ -59,7 +61,9 @@
         <w:rPr>
           <w:rFonts w:ascii="Cambria" w:cs="Cambria" w:eastAsia="Cambria" w:hAnsi="Cambria"/>
           <w:b w:val="0"/>
+          <w:bCs w:val="0"/>
           <w:i w:val="0"/>
+          <w:iCs w:val="0"/>
           <w:smallCaps w:val="0"/>
           <w:strike w:val="0"/>
           <w:color w:val="000000"/>
@@ -96,7 +100,9 @@
         <w:rPr>
           <w:rFonts w:ascii="Cambria" w:cs="Cambria" w:eastAsia="Cambria" w:hAnsi="Cambria"/>
           <w:b w:val="0"/>
+          <w:bCs w:val="0"/>
           <w:i w:val="0"/>
+          <w:iCs w:val="0"/>
           <w:smallCaps w:val="0"/>
           <w:strike w:val="0"/>
           <w:color w:val="000000"/>
@@ -111,7 +117,9 @@
         <w:rPr>
           <w:rFonts w:ascii="Calibri" w:cs="Calibri" w:eastAsia="Calibri" w:hAnsi="Calibri"/>
           <w:b w:val="0"/>
+          <w:bCs w:val="0"/>
           <w:i w:val="0"/>
+          <w:iCs w:val="0"/>
           <w:smallCaps w:val="0"/>
           <w:strike w:val="0"/>
           <w:color w:val="000000"/>
@@ -231,7 +239,9 @@
         <w:rPr>
           <w:rFonts w:ascii="Calibri" w:cs="Calibri" w:eastAsia="Calibri" w:hAnsi="Calibri"/>
           <w:b w:val="0"/>
+          <w:bCs w:val="0"/>
           <w:i w:val="0"/>
+          <w:iCs w:val="0"/>
           <w:smallCaps w:val="0"/>
           <w:strike w:val="0"/>
           <w:color w:val="000000"/>
@@ -351,7 +361,9 @@
         <w:rPr>
           <w:rFonts w:ascii="Calibri" w:cs="Calibri" w:eastAsia="Calibri" w:hAnsi="Calibri"/>
           <w:b w:val="0"/>
+          <w:bCs w:val="0"/>
           <w:i w:val="0"/>
+          <w:iCs w:val="0"/>
           <w:smallCaps w:val="0"/>
           <w:strike w:val="0"/>
           <w:color w:val="000000"/>
@@ -471,7 +483,9 @@
         <w:rPr>
           <w:rFonts w:ascii="Calibri" w:cs="Calibri" w:eastAsia="Calibri" w:hAnsi="Calibri"/>
           <w:b w:val="0"/>
+          <w:bCs w:val="0"/>
           <w:i w:val="0"/>
+          <w:iCs w:val="0"/>
           <w:smallCaps w:val="0"/>
           <w:strike w:val="0"/>
           <w:color w:val="000000"/>
@@ -613,7 +627,9 @@
         <w:rPr>
           <w:rFonts w:ascii="Cambria" w:cs="Cambria" w:eastAsia="Cambria" w:hAnsi="Cambria"/>
           <w:b w:val="0"/>
+          <w:bCs w:val="0"/>
           <w:i w:val="0"/>
+          <w:iCs w:val="0"/>
           <w:smallCaps w:val="0"/>
           <w:strike w:val="0"/>
           <w:color w:val="000000"/>
@@ -659,7 +675,9 @@
         <w:rPr>
           <w:rFonts w:ascii="Cambria" w:cs="Cambria" w:eastAsia="Cambria" w:hAnsi="Cambria"/>
           <w:b w:val="0"/>
+          <w:bCs w:val="0"/>
           <w:i w:val="0"/>
+          <w:iCs w:val="0"/>
           <w:smallCaps w:val="0"/>
           <w:strike w:val="0"/>
           <w:color w:val="000000"/>
@@ -705,7 +723,9 @@
         <w:rPr>
           <w:rFonts w:ascii="Calibri" w:cs="Calibri" w:eastAsia="Calibri" w:hAnsi="Calibri"/>
           <w:b w:val="0"/>
+          <w:bCs w:val="0"/>
           <w:i w:val="0"/>
+          <w:iCs w:val="0"/>
           <w:smallCaps w:val="0"/>
           <w:strike w:val="0"/>
           <w:color w:val="000000"/>
@@ -742,7 +762,9 @@
         <w:rPr>
           <w:rFonts w:ascii="Calibri" w:cs="Calibri" w:eastAsia="Calibri" w:hAnsi="Calibri"/>
           <w:b w:val="0"/>
+          <w:bCs w:val="0"/>
           <w:i w:val="0"/>
+          <w:iCs w:val="0"/>
           <w:smallCaps w:val="0"/>
           <w:strike w:val="0"/>
           <w:color w:val="000000"/>
@@ -779,7 +801,9 @@
         <w:rPr>
           <w:rFonts w:ascii="Calibri" w:cs="Calibri" w:eastAsia="Calibri" w:hAnsi="Calibri"/>
           <w:b w:val="0"/>
+          <w:bCs w:val="0"/>
           <w:i w:val="0"/>
+          <w:iCs w:val="0"/>
           <w:smallCaps w:val="0"/>
           <w:strike w:val="0"/>
           <w:color w:val="000000"/>
@@ -816,7 +840,9 @@
         <w:rPr>
           <w:rFonts w:ascii="Calibri" w:cs="Calibri" w:eastAsia="Calibri" w:hAnsi="Calibri"/>
           <w:b w:val="0"/>
+          <w:bCs w:val="0"/>
           <w:i w:val="0"/>
+          <w:iCs w:val="0"/>
           <w:smallCaps w:val="0"/>
           <w:strike w:val="0"/>
           <w:color w:val="000000"/>
@@ -917,7 +943,9 @@
         <w:rPr>
           <w:rFonts w:ascii="Calibri" w:cs="Calibri" w:eastAsia="Calibri" w:hAnsi="Calibri"/>
           <w:b w:val="0"/>
+          <w:bCs w:val="0"/>
           <w:i w:val="1"/>
+          <w:iCs w:val="1"/>
           <w:smallCaps w:val="0"/>
           <w:strike w:val="0"/>
           <w:color w:val="548dd4"/>
@@ -931,6 +959,7 @@
       <w:r>
         <w:rPr>
           <w:i w:val="1"/>
+          <w:iCs w:val="1"/>
           <w:color w:val="548dd4"/>
         </w:rPr>
         <w:drawing>
@@ -945,12 +974,12 @@
             <wp:extent cx="1200150" cy="1200150"/>
             <wp:effectExtent b="0" l="0" r="0" t="0"/>
             <wp:wrapNone/>
-            <wp:docPr descr="psi-negro.png" id="12" name="image4.png"/>
+            <wp:docPr descr="psi-negro.png" id="12" name="image2.png"/>
             <a:graphic>
               <a:graphicData uri="http://schemas.openxmlformats.org/drawingml/2006/picture">
                 <pic:pic>
                   <pic:nvPicPr>
-                    <pic:cNvPr descr="psi-negro.png" id="0" name="image4.png"/>
+                    <pic:cNvPr descr="psi-negro.png" id="0" name="image2.png"/>
                     <pic:cNvPicPr preferRelativeResize="0"/>
                   </pic:nvPicPr>
                   <pic:blipFill>
@@ -978,7 +1007,9 @@
         <w:rPr>
           <w:rFonts w:ascii="Calibri" w:cs="Calibri" w:eastAsia="Calibri" w:hAnsi="Calibri"/>
           <w:b w:val="0"/>
+          <w:bCs w:val="0"/>
           <w:i w:val="1"/>
+          <w:iCs w:val="1"/>
           <w:smallCaps w:val="0"/>
           <w:strike w:val="0"/>
           <w:color w:val="548dd4"/>
@@ -2070,12 +2101,12 @@
           <wp:extent cx="669290" cy="669290"/>
           <wp:effectExtent b="0" l="0" r="0" t="0"/>
           <wp:wrapSquare wrapText="bothSides" distB="0" distT="0" distL="114300" distR="114300"/>
-          <wp:docPr descr="psi-negro.png" id="13" name="image2.png"/>
+          <wp:docPr descr="psi-negro.png" id="13" name="image5.png"/>
           <a:graphic>
             <a:graphicData uri="http://schemas.openxmlformats.org/drawingml/2006/picture">
               <pic:pic>
                 <pic:nvPicPr>
-                  <pic:cNvPr descr="psi-negro.png" id="0" name="image2.png"/>
+                  <pic:cNvPr descr="psi-negro.png" id="0" name="image5.png"/>
                   <pic:cNvPicPr preferRelativeResize="0"/>
                 </pic:nvPicPr>
                 <pic:blipFill>
@@ -2115,12 +2146,12 @@
           <wp:extent cx="425450" cy="666750"/>
           <wp:effectExtent b="0" l="0" r="0" t="0"/>
           <wp:wrapSquare wrapText="bothSides" distB="0" distT="0" distL="114300" distR="114300"/>
-          <wp:docPr descr="UNPA.JPG" id="15" name="image5.jpg"/>
+          <wp:docPr descr="UNPA.JPG" id="15" name="image4.jpg"/>
           <a:graphic>
             <a:graphicData uri="http://schemas.openxmlformats.org/drawingml/2006/picture">
               <pic:pic>
                 <pic:nvPicPr>
-                  <pic:cNvPr descr="UNPA.JPG" id="0" name="image5.jpg"/>
+                  <pic:cNvPr descr="UNPA.JPG" id="0" name="image4.jpg"/>
                   <pic:cNvPicPr preferRelativeResize="0"/>
                 </pic:nvPicPr>
                 <pic:blipFill>
@@ -2456,6 +2487,7 @@
     <w:rPr>
       <w:rFonts w:ascii="Cambria" w:cs="Cambria" w:eastAsia="Cambria" w:hAnsi="Cambria"/>
       <w:b w:val="1"/>
+      <w:bCs w:val="1"/>
       <w:color w:val="366091"/>
       <w:sz w:val="28"/>
       <w:szCs w:val="28"/>
@@ -2472,6 +2504,7 @@
     <w:rPr>
       <w:rFonts w:ascii="Cambria" w:cs="Cambria" w:eastAsia="Cambria" w:hAnsi="Cambria"/>
       <w:b w:val="1"/>
+      <w:bCs w:val="1"/>
       <w:color w:val="4f81bd"/>
       <w:sz w:val="26"/>
       <w:szCs w:val="26"/>
@@ -2488,6 +2521,7 @@
     <w:rPr>
       <w:rFonts w:ascii="Cambria" w:cs="Cambria" w:eastAsia="Cambria" w:hAnsi="Cambria"/>
       <w:b w:val="1"/>
+      <w:bCs w:val="1"/>
       <w:color w:val="4f81bd"/>
     </w:rPr>
   </w:style>
@@ -2502,7 +2536,9 @@
     <w:rPr>
       <w:rFonts w:ascii="Cambria" w:cs="Cambria" w:eastAsia="Cambria" w:hAnsi="Cambria"/>
       <w:b w:val="1"/>
+      <w:bCs w:val="1"/>
       <w:i w:val="1"/>
+      <w:iCs w:val="1"/>
       <w:color w:val="4f81bd"/>
     </w:rPr>
   </w:style>
@@ -2518,6 +2554,7 @@
     </w:pPr>
     <w:rPr>
       <w:b w:val="1"/>
+      <w:bCs w:val="1"/>
       <w:sz w:val="22"/>
       <w:szCs w:val="22"/>
     </w:rPr>
@@ -2534,6 +2571,7 @@
     </w:pPr>
     <w:rPr>
       <w:b w:val="1"/>
+      <w:bCs w:val="1"/>
       <w:sz w:val="20"/>
       <w:szCs w:val="20"/>
     </w:rPr>
@@ -2568,6 +2606,7 @@
     <w:rPr>
       <w:rFonts w:ascii="Georgia" w:cs="Georgia" w:eastAsia="Georgia" w:hAnsi="Georgia"/>
       <w:i w:val="1"/>
+      <w:iCs w:val="1"/>
       <w:color w:val="666666"/>
       <w:sz w:val="48"/>
       <w:szCs w:val="48"/>

--- a/Etapa Inicio/Implementación UARGFlow - Kairos - NexTech.docx
+++ b/Etapa Inicio/Implementación UARGFlow - Kairos - NexTech.docx
@@ -974,12 +974,12 @@
             <wp:extent cx="1200150" cy="1200150"/>
             <wp:effectExtent b="0" l="0" r="0" t="0"/>
             <wp:wrapNone/>
-            <wp:docPr descr="psi-negro.png" id="12" name="image2.png"/>
+            <wp:docPr descr="psi-negro.png" id="12" name="image3.png"/>
             <a:graphic>
               <a:graphicData uri="http://schemas.openxmlformats.org/drawingml/2006/picture">
                 <pic:pic>
                   <pic:nvPicPr>
-                    <pic:cNvPr descr="psi-negro.png" id="0" name="image2.png"/>
+                    <pic:cNvPr descr="psi-negro.png" id="0" name="image3.png"/>
                     <pic:cNvPicPr preferRelativeResize="0"/>
                   </pic:nvPicPr>
                   <pic:blipFill>
@@ -1031,12 +1031,12 @@
             <wp:extent cx="1304925" cy="2019300"/>
             <wp:effectExtent b="0" l="0" r="0" t="0"/>
             <wp:wrapSquare wrapText="bothSides" distB="0" distT="0" distL="114300" distR="114300"/>
-            <wp:docPr descr="UNPA.JPG" id="14" name="image1.jpg"/>
+            <wp:docPr descr="UNPA.JPG" id="14" name="image2.jpg"/>
             <a:graphic>
               <a:graphicData uri="http://schemas.openxmlformats.org/drawingml/2006/picture">
                 <pic:pic>
                   <pic:nvPicPr>
-                    <pic:cNvPr descr="UNPA.JPG" id="0" name="image1.jpg"/>
+                    <pic:cNvPr descr="UNPA.JPG" id="0" name="image2.jpg"/>
                     <pic:cNvPicPr preferRelativeResize="0"/>
                   </pic:nvPicPr>
                   <pic:blipFill>
@@ -1093,12 +1093,12 @@
             <wp:extent cx="1200150" cy="1200150"/>
             <wp:effectExtent b="0" l="0" r="0" t="0"/>
             <wp:wrapNone/>
-            <wp:docPr id="16" name="image3.png"/>
+            <wp:docPr id="16" name="image5.png"/>
             <a:graphic>
               <a:graphicData uri="http://schemas.openxmlformats.org/drawingml/2006/picture">
                 <pic:pic>
                   <pic:nvPicPr>
-                    <pic:cNvPr id="0" name="image3.png"/>
+                    <pic:cNvPr id="0" name="image5.png"/>
                     <pic:cNvPicPr preferRelativeResize="0"/>
                   </pic:nvPicPr>
                   <pic:blipFill>
@@ -2101,12 +2101,12 @@
           <wp:extent cx="669290" cy="669290"/>
           <wp:effectExtent b="0" l="0" r="0" t="0"/>
           <wp:wrapSquare wrapText="bothSides" distB="0" distT="0" distL="114300" distR="114300"/>
-          <wp:docPr descr="psi-negro.png" id="13" name="image5.png"/>
+          <wp:docPr descr="psi-negro.png" id="13" name="image4.png"/>
           <a:graphic>
             <a:graphicData uri="http://schemas.openxmlformats.org/drawingml/2006/picture">
               <pic:pic>
                 <pic:nvPicPr>
-                  <pic:cNvPr descr="psi-negro.png" id="0" name="image5.png"/>
+                  <pic:cNvPr descr="psi-negro.png" id="0" name="image4.png"/>
                   <pic:cNvPicPr preferRelativeResize="0"/>
                 </pic:nvPicPr>
                 <pic:blipFill>
@@ -2146,12 +2146,12 @@
           <wp:extent cx="425450" cy="666750"/>
           <wp:effectExtent b="0" l="0" r="0" t="0"/>
           <wp:wrapSquare wrapText="bothSides" distB="0" distT="0" distL="114300" distR="114300"/>
-          <wp:docPr descr="UNPA.JPG" id="15" name="image4.jpg"/>
+          <wp:docPr descr="UNPA.JPG" id="15" name="image1.jpg"/>
           <a:graphic>
             <a:graphicData uri="http://schemas.openxmlformats.org/drawingml/2006/picture">
               <pic:pic>
                 <pic:nvPicPr>
-                  <pic:cNvPr descr="UNPA.JPG" id="0" name="image4.jpg"/>
+                  <pic:cNvPr descr="UNPA.JPG" id="0" name="image1.jpg"/>
                   <pic:cNvPicPr preferRelativeResize="0"/>
                 </pic:nvPicPr>
                 <pic:blipFill>

--- a/Etapa Inicio/Implementación UARGFlow - Kairos - NexTech.docx
+++ b/Etapa Inicio/Implementación UARGFlow - Kairos - NexTech.docx
@@ -1031,12 +1031,12 @@
             <wp:extent cx="1304925" cy="2019300"/>
             <wp:effectExtent b="0" l="0" r="0" t="0"/>
             <wp:wrapSquare wrapText="bothSides" distB="0" distT="0" distL="114300" distR="114300"/>
-            <wp:docPr descr="UNPA.JPG" id="14" name="image2.jpg"/>
+            <wp:docPr descr="UNPA.JPG" id="14" name="image1.jpg"/>
             <a:graphic>
               <a:graphicData uri="http://schemas.openxmlformats.org/drawingml/2006/picture">
                 <pic:pic>
                   <pic:nvPicPr>
-                    <pic:cNvPr descr="UNPA.JPG" id="0" name="image2.jpg"/>
+                    <pic:cNvPr descr="UNPA.JPG" id="0" name="image1.jpg"/>
                     <pic:cNvPicPr preferRelativeResize="0"/>
                   </pic:nvPicPr>
                   <pic:blipFill>
@@ -2146,12 +2146,12 @@
           <wp:extent cx="425450" cy="666750"/>
           <wp:effectExtent b="0" l="0" r="0" t="0"/>
           <wp:wrapSquare wrapText="bothSides" distB="0" distT="0" distL="114300" distR="114300"/>
-          <wp:docPr descr="UNPA.JPG" id="15" name="image1.jpg"/>
+          <wp:docPr descr="UNPA.JPG" id="15" name="image2.jpg"/>
           <a:graphic>
             <a:graphicData uri="http://schemas.openxmlformats.org/drawingml/2006/picture">
               <pic:pic>
                 <pic:nvPicPr>
-                  <pic:cNvPr descr="UNPA.JPG" id="0" name="image1.jpg"/>
+                  <pic:cNvPr descr="UNPA.JPG" id="0" name="image2.jpg"/>
                   <pic:cNvPicPr preferRelativeResize="0"/>
                 </pic:nvPicPr>
                 <pic:blipFill>

--- a/Etapa Inicio/Implementación UARGFlow - Kairos - NexTech.docx
+++ b/Etapa Inicio/Implementación UARGFlow - Kairos - NexTech.docx
@@ -974,12 +974,12 @@
             <wp:extent cx="1200150" cy="1200150"/>
             <wp:effectExtent b="0" l="0" r="0" t="0"/>
             <wp:wrapNone/>
-            <wp:docPr descr="psi-negro.png" id="12" name="image3.png"/>
+            <wp:docPr descr="psi-negro.png" id="12" name="image2.png"/>
             <a:graphic>
               <a:graphicData uri="http://schemas.openxmlformats.org/drawingml/2006/picture">
                 <pic:pic>
                   <pic:nvPicPr>
-                    <pic:cNvPr descr="psi-negro.png" id="0" name="image3.png"/>
+                    <pic:cNvPr descr="psi-negro.png" id="0" name="image2.png"/>
                     <pic:cNvPicPr preferRelativeResize="0"/>
                   </pic:nvPicPr>
                   <pic:blipFill>
@@ -1093,12 +1093,12 @@
             <wp:extent cx="1200150" cy="1200150"/>
             <wp:effectExtent b="0" l="0" r="0" t="0"/>
             <wp:wrapNone/>
-            <wp:docPr id="16" name="image5.png"/>
+            <wp:docPr id="16" name="image4.png"/>
             <a:graphic>
               <a:graphicData uri="http://schemas.openxmlformats.org/drawingml/2006/picture">
                 <pic:pic>
                   <pic:nvPicPr>
-                    <pic:cNvPr id="0" name="image5.png"/>
+                    <pic:cNvPr id="0" name="image4.png"/>
                     <pic:cNvPicPr preferRelativeResize="0"/>
                   </pic:nvPicPr>
                   <pic:blipFill>
@@ -2101,12 +2101,12 @@
           <wp:extent cx="669290" cy="669290"/>
           <wp:effectExtent b="0" l="0" r="0" t="0"/>
           <wp:wrapSquare wrapText="bothSides" distB="0" distT="0" distL="114300" distR="114300"/>
-          <wp:docPr descr="psi-negro.png" id="13" name="image4.png"/>
+          <wp:docPr descr="psi-negro.png" id="13" name="image3.png"/>
           <a:graphic>
             <a:graphicData uri="http://schemas.openxmlformats.org/drawingml/2006/picture">
               <pic:pic>
                 <pic:nvPicPr>
-                  <pic:cNvPr descr="psi-negro.png" id="0" name="image4.png"/>
+                  <pic:cNvPr descr="psi-negro.png" id="0" name="image3.png"/>
                   <pic:cNvPicPr preferRelativeResize="0"/>
                 </pic:nvPicPr>
                 <pic:blipFill>
@@ -2146,12 +2146,12 @@
           <wp:extent cx="425450" cy="666750"/>
           <wp:effectExtent b="0" l="0" r="0" t="0"/>
           <wp:wrapSquare wrapText="bothSides" distB="0" distT="0" distL="114300" distR="114300"/>
-          <wp:docPr descr="UNPA.JPG" id="15" name="image2.jpg"/>
+          <wp:docPr descr="UNPA.JPG" id="15" name="image5.jpg"/>
           <a:graphic>
             <a:graphicData uri="http://schemas.openxmlformats.org/drawingml/2006/picture">
               <pic:pic>
                 <pic:nvPicPr>
-                  <pic:cNvPr descr="UNPA.JPG" id="0" name="image2.jpg"/>
+                  <pic:cNvPr descr="UNPA.JPG" id="0" name="image5.jpg"/>
                   <pic:cNvPicPr preferRelativeResize="0"/>
                 </pic:nvPicPr>
                 <pic:blipFill>
